--- a/docs/Диаграммы.docx
+++ b/docs/Диаграммы.docx
@@ -19,14 +19,17 @@
         <w:jc w:val="center"/>
       </w:pPr>
       <w:r>
+        <w:t xml:space="preserve"> </w:t>
+      </w:r>
+      <w:r>
         <w:rPr>
           <w:noProof/>
         </w:rPr>
         <w:drawing>
-          <wp:inline distT="0" distB="0" distL="0" distR="0" wp14:anchorId="0FF9E270" wp14:editId="2688417B">
-            <wp:extent cx="5060073" cy="3373562"/>
-            <wp:effectExtent l="0" t="0" r="7620" b="0"/>
-            <wp:docPr id="2" name="Рисунок 2"/>
+          <wp:inline distT="0" distB="0" distL="0" distR="0" wp14:anchorId="6D2EDD41" wp14:editId="63725862">
+            <wp:extent cx="5940425" cy="3960495"/>
+            <wp:effectExtent l="0" t="0" r="3175" b="1905"/>
+            <wp:docPr id="1" name="Рисунок 1"/>
             <wp:cNvGraphicFramePr>
               <a:graphicFrameLocks xmlns:a="http://schemas.openxmlformats.org/drawingml/2006/main" noChangeAspect="1"/>
             </wp:cNvGraphicFramePr>
@@ -34,11 +37,11 @@
               <a:graphicData uri="http://schemas.openxmlformats.org/drawingml/2006/picture">
                 <pic:pic xmlns:pic="http://schemas.openxmlformats.org/drawingml/2006/picture">
                   <pic:nvPicPr>
-                    <pic:cNvPr id="2" name="Рисунок 2"/>
+                    <pic:cNvPr id="1" name="Рисунок 1"/>
                     <pic:cNvPicPr/>
                   </pic:nvPicPr>
                   <pic:blipFill>
-                    <a:blip r:embed="rId10" cstate="print">
+                    <a:blip r:embed="rId8" cstate="print">
                       <a:extLst>
                         <a:ext uri="{28A0092B-C50C-407E-A947-70E740481C1C}">
                           <a14:useLocalDpi xmlns:a14="http://schemas.microsoft.com/office/drawing/2010/main" val="0"/>
@@ -52,7 +55,7 @@
                   <pic:spPr>
                     <a:xfrm>
                       <a:off x="0" y="0"/>
-                      <a:ext cx="5076687" cy="3384638"/>
+                      <a:ext cx="5940425" cy="3960495"/>
                     </a:xfrm>
                     <a:prstGeom prst="rect">
                       <a:avLst/>
@@ -74,12 +77,21 @@
         </w:numPr>
       </w:pPr>
       <w:r>
-        <w:lastRenderedPageBreak/>
         <w:t>UML-диаграмма последовательности</w:t>
       </w:r>
     </w:p>
     <w:p>
+      <w:pPr>
+        <w:rPr>
+          <w:b/>
+          <w:bCs/>
+        </w:rPr>
+      </w:pPr>
       <w:r>
+        <w:rPr>
+          <w:b/>
+          <w:bCs/>
+        </w:rPr>
         <w:t>Сценарий: Утверждение ценовой рекомендации</w:t>
       </w:r>
     </w:p>
@@ -158,6 +170,7 @@
         <w:rPr>
           <w:noProof/>
         </w:rPr>
+        <w:lastRenderedPageBreak/>
         <w:drawing>
           <wp:inline distT="0" distB="0" distL="0" distR="0" wp14:anchorId="53D59D25" wp14:editId="297058B8">
             <wp:extent cx="6022790" cy="4015408"/>
@@ -174,7 +187,7 @@
                     <pic:cNvPicPr/>
                   </pic:nvPicPr>
                   <pic:blipFill>
-                    <a:blip r:embed="rId11" cstate="print">
+                    <a:blip r:embed="rId9" cstate="print">
                       <a:extLst>
                         <a:ext uri="{28A0092B-C50C-407E-A947-70E740481C1C}">
                           <a14:useLocalDpi xmlns:a14="http://schemas.microsoft.com/office/drawing/2010/main" val="0"/>
@@ -203,6 +216,243 @@
     </w:p>
     <w:p>
       <w:pPr>
+        <w:spacing w:before="100" w:beforeAutospacing="1" w:after="100" w:afterAutospacing="1" w:line="240" w:lineRule="auto"/>
+        <w:ind w:firstLine="0"/>
+        <w:rPr>
+          <w:rFonts w:eastAsia="Times New Roman"/>
+          <w:lang w:eastAsia="ru-RU"/>
+        </w:rPr>
+      </w:pPr>
+      <w:r>
+        <w:rPr>
+          <w:rFonts w:eastAsia="Times New Roman"/>
+          <w:b/>
+          <w:bCs/>
+          <w:lang w:eastAsia="ru-RU"/>
+        </w:rPr>
+        <w:t>Сценарий: Запуск A/B-тестирования стратегий ценообразования</w:t>
+      </w:r>
+    </w:p>
+    <w:p>
+      <w:pPr>
+        <w:spacing w:before="100" w:beforeAutospacing="1" w:after="100" w:afterAutospacing="1" w:line="240" w:lineRule="auto"/>
+        <w:ind w:firstLine="0"/>
+        <w:rPr>
+          <w:rFonts w:eastAsia="Times New Roman"/>
+          <w:lang w:eastAsia="ru-RU"/>
+        </w:rPr>
+      </w:pPr>
+      <w:r>
+        <w:rPr>
+          <w:rFonts w:eastAsia="Times New Roman"/>
+          <w:lang w:eastAsia="ru-RU"/>
+        </w:rPr>
+        <w:t>Участники:</w:t>
+      </w:r>
+    </w:p>
+    <w:p>
+      <w:pPr>
+        <w:numPr>
+          <w:ilvl w:val="0"/>
+          <w:numId w:val="41"/>
+        </w:numPr>
+        <w:spacing w:before="100" w:beforeAutospacing="1" w:after="100" w:afterAutospacing="1" w:line="240" w:lineRule="auto"/>
+        <w:rPr>
+          <w:rFonts w:eastAsia="Times New Roman"/>
+          <w:lang w:eastAsia="ru-RU"/>
+        </w:rPr>
+      </w:pPr>
+      <w:r>
+        <w:rPr>
+          <w:rFonts w:eastAsia="Times New Roman"/>
+          <w:lang w:eastAsia="ru-RU"/>
+        </w:rPr>
+        <w:t>Ценовой аналитик</w:t>
+      </w:r>
+    </w:p>
+    <w:p>
+      <w:pPr>
+        <w:numPr>
+          <w:ilvl w:val="0"/>
+          <w:numId w:val="41"/>
+        </w:numPr>
+        <w:spacing w:before="100" w:beforeAutospacing="1" w:after="100" w:afterAutospacing="1" w:line="240" w:lineRule="auto"/>
+        <w:rPr>
+          <w:rFonts w:eastAsia="Times New Roman"/>
+          <w:lang w:eastAsia="ru-RU"/>
+        </w:rPr>
+      </w:pPr>
+      <w:r>
+        <w:rPr>
+          <w:rFonts w:eastAsia="Times New Roman"/>
+          <w:lang w:eastAsia="ru-RU"/>
+        </w:rPr>
+        <w:t>Пользовательский интерфейс</w:t>
+      </w:r>
+    </w:p>
+    <w:p>
+      <w:pPr>
+        <w:numPr>
+          <w:ilvl w:val="0"/>
+          <w:numId w:val="41"/>
+        </w:numPr>
+        <w:spacing w:before="100" w:beforeAutospacing="1" w:after="100" w:afterAutospacing="1" w:line="240" w:lineRule="auto"/>
+        <w:rPr>
+          <w:rFonts w:eastAsia="Times New Roman"/>
+          <w:lang w:eastAsia="ru-RU"/>
+        </w:rPr>
+      </w:pPr>
+      <w:r>
+        <w:rPr>
+          <w:rFonts w:eastAsia="Times New Roman"/>
+          <w:lang w:eastAsia="ru-RU"/>
+        </w:rPr>
+        <w:t>Модуль A/B-тестирования</w:t>
+      </w:r>
+    </w:p>
+    <w:p>
+      <w:pPr>
+        <w:numPr>
+          <w:ilvl w:val="0"/>
+          <w:numId w:val="41"/>
+        </w:numPr>
+        <w:spacing w:before="100" w:beforeAutospacing="1" w:after="100" w:afterAutospacing="1" w:line="240" w:lineRule="auto"/>
+        <w:rPr>
+          <w:rFonts w:eastAsia="Times New Roman"/>
+          <w:lang w:eastAsia="ru-RU"/>
+        </w:rPr>
+      </w:pPr>
+      <w:r>
+        <w:rPr>
+          <w:rFonts w:eastAsia="Times New Roman"/>
+          <w:lang w:eastAsia="ru-RU"/>
+        </w:rPr>
+        <w:t>Модуль расчёта ценовых рекомендаций</w:t>
+      </w:r>
+    </w:p>
+    <w:p>
+      <w:pPr>
+        <w:numPr>
+          <w:ilvl w:val="0"/>
+          <w:numId w:val="41"/>
+        </w:numPr>
+        <w:spacing w:before="100" w:beforeAutospacing="1" w:after="100" w:afterAutospacing="1" w:line="240" w:lineRule="auto"/>
+        <w:rPr>
+          <w:rFonts w:eastAsia="Times New Roman"/>
+          <w:lang w:eastAsia="ru-RU"/>
+        </w:rPr>
+      </w:pPr>
+      <w:r>
+        <w:rPr>
+          <w:rFonts w:eastAsia="Times New Roman"/>
+          <w:lang w:eastAsia="ru-RU"/>
+        </w:rPr>
+        <w:t>База данных</w:t>
+      </w:r>
+    </w:p>
+    <w:p>
+      <w:pPr>
+        <w:spacing w:before="100" w:beforeAutospacing="1" w:after="100" w:afterAutospacing="1" w:line="240" w:lineRule="auto"/>
+        <w:ind w:firstLine="0"/>
+        <w:rPr>
+          <w:rFonts w:eastAsia="Times New Roman"/>
+          <w:lang w:eastAsia="ru-RU"/>
+        </w:rPr>
+      </w:pPr>
+      <w:r>
+        <w:rPr>
+          <w:rFonts w:eastAsia="Times New Roman"/>
+          <w:lang w:eastAsia="ru-RU"/>
+        </w:rPr>
+        <w:t xml:space="preserve">Последовательность взаимодействия: </w:t>
+      </w:r>
+      <w:r>
+        <w:rPr>
+          <w:rFonts w:eastAsia="Times New Roman"/>
+          <w:lang w:eastAsia="ru-RU"/>
+        </w:rPr>
+        <w:t>на схеме</w:t>
+      </w:r>
+      <w:r>
+        <w:rPr>
+          <w:rFonts w:eastAsia="Times New Roman"/>
+          <w:lang w:eastAsia="ru-RU"/>
+        </w:rPr>
+        <w:t>.</w:t>
+      </w:r>
+    </w:p>
+    <w:p>
+      <w:pPr>
+        <w:spacing w:before="100" w:beforeAutospacing="1" w:after="100" w:afterAutospacing="1" w:line="240" w:lineRule="auto"/>
+        <w:ind w:firstLine="0"/>
+        <w:rPr>
+          <w:rFonts w:eastAsia="Times New Roman"/>
+          <w:lang w:eastAsia="ru-RU"/>
+        </w:rPr>
+      </w:pPr>
+      <w:r>
+        <w:rPr>
+          <w:rFonts w:eastAsia="Times New Roman"/>
+          <w:lang w:eastAsia="ru-RU"/>
+        </w:rPr>
+        <w:t>Результат: эксперимент завершён, в системе сохранены результаты сравнения стратегий ценообразования, аналитик видит, какая стратегия эффективнее.</w:t>
+      </w:r>
+    </w:p>
+    <w:p>
+      <w:pPr>
+        <w:ind w:firstLine="0"/>
+        <w:jc w:val="center"/>
+      </w:pPr>
+      <w:r>
+        <w:rPr>
+          <w:noProof/>
+        </w:rPr>
+        <w:lastRenderedPageBreak/>
+        <w:drawing>
+          <wp:inline distT="0" distB="0" distL="0" distR="0" wp14:anchorId="036F24AD" wp14:editId="274249DA">
+            <wp:extent cx="5940425" cy="3960495"/>
+            <wp:effectExtent l="0" t="0" r="3175" b="1905"/>
+            <wp:docPr id="4" name="Рисунок 4"/>
+            <wp:cNvGraphicFramePr>
+              <a:graphicFrameLocks xmlns:a="http://schemas.openxmlformats.org/drawingml/2006/main" noChangeAspect="1"/>
+            </wp:cNvGraphicFramePr>
+            <a:graphic xmlns:a="http://schemas.openxmlformats.org/drawingml/2006/main">
+              <a:graphicData uri="http://schemas.openxmlformats.org/drawingml/2006/picture">
+                <pic:pic xmlns:pic="http://schemas.openxmlformats.org/drawingml/2006/picture">
+                  <pic:nvPicPr>
+                    <pic:cNvPr id="4" name="Рисунок 4"/>
+                    <pic:cNvPicPr/>
+                  </pic:nvPicPr>
+                  <pic:blipFill>
+                    <a:blip r:embed="rId10" cstate="print">
+                      <a:extLst>
+                        <a:ext uri="{28A0092B-C50C-407E-A947-70E740481C1C}">
+                          <a14:useLocalDpi xmlns:a14="http://schemas.microsoft.com/office/drawing/2010/main" val="0"/>
+                        </a:ext>
+                      </a:extLst>
+                    </a:blip>
+                    <a:stretch>
+                      <a:fillRect/>
+                    </a:stretch>
+                  </pic:blipFill>
+                  <pic:spPr>
+                    <a:xfrm>
+                      <a:off x="0" y="0"/>
+                      <a:ext cx="5940425" cy="3960495"/>
+                    </a:xfrm>
+                    <a:prstGeom prst="rect">
+                      <a:avLst/>
+                    </a:prstGeom>
+                  </pic:spPr>
+                </pic:pic>
+              </a:graphicData>
+            </a:graphic>
+          </wp:inline>
+        </w:drawing>
+      </w:r>
+    </w:p>
+    <w:p>
+      <w:pPr>
         <w:ind w:firstLine="0"/>
         <w:jc w:val="left"/>
       </w:pPr>
@@ -217,7 +467,7 @@
       </w:pPr>
     </w:p>
     <w:sectPr>
-      <w:footerReference w:type="default" r:id="rId12"/>
+      <w:footerReference w:type="default" r:id="rId11"/>
       <w:pgSz w:w="11906" w:h="16838"/>
       <w:pgMar w:top="1134" w:right="850" w:bottom="1134" w:left="1701" w:header="708" w:footer="708" w:gutter="0"/>
       <w:cols w:space="708"/>
@@ -3932,6 +4182,155 @@
     </w:lvl>
   </w:abstractNum>
   <w:abstractNum w:abstractNumId="33" w15:restartNumberingAfterBreak="0">
+    <w:nsid w:val="5FBA1E17"/>
+    <w:multiLevelType w:val="multilevel"/>
+    <w:tmpl w:val="FE20B076"/>
+    <w:lvl w:ilvl="0">
+      <w:start w:val="1"/>
+      <w:numFmt w:val="bullet"/>
+      <w:lvlText w:val=""/>
+      <w:lvlJc w:val="left"/>
+      <w:pPr>
+        <w:tabs>
+          <w:tab w:val="num" w:pos="720"/>
+        </w:tabs>
+        <w:ind w:left="720" w:hanging="360"/>
+      </w:pPr>
+      <w:rPr>
+        <w:rFonts w:ascii="Symbol" w:hAnsi="Symbol" w:hint="default"/>
+        <w:sz w:val="20"/>
+      </w:rPr>
+    </w:lvl>
+    <w:lvl w:ilvl="1" w:tentative="1">
+      <w:start w:val="1"/>
+      <w:numFmt w:val="bullet"/>
+      <w:lvlText w:val="o"/>
+      <w:lvlJc w:val="left"/>
+      <w:pPr>
+        <w:tabs>
+          <w:tab w:val="num" w:pos="1440"/>
+        </w:tabs>
+        <w:ind w:left="1440" w:hanging="360"/>
+      </w:pPr>
+      <w:rPr>
+        <w:rFonts w:ascii="Courier New" w:hAnsi="Courier New" w:hint="default"/>
+        <w:sz w:val="20"/>
+      </w:rPr>
+    </w:lvl>
+    <w:lvl w:ilvl="2" w:tentative="1">
+      <w:start w:val="1"/>
+      <w:numFmt w:val="bullet"/>
+      <w:lvlText w:val=""/>
+      <w:lvlJc w:val="left"/>
+      <w:pPr>
+        <w:tabs>
+          <w:tab w:val="num" w:pos="2160"/>
+        </w:tabs>
+        <w:ind w:left="2160" w:hanging="360"/>
+      </w:pPr>
+      <w:rPr>
+        <w:rFonts w:ascii="Wingdings" w:hAnsi="Wingdings" w:hint="default"/>
+        <w:sz w:val="20"/>
+      </w:rPr>
+    </w:lvl>
+    <w:lvl w:ilvl="3" w:tentative="1">
+      <w:start w:val="1"/>
+      <w:numFmt w:val="bullet"/>
+      <w:lvlText w:val=""/>
+      <w:lvlJc w:val="left"/>
+      <w:pPr>
+        <w:tabs>
+          <w:tab w:val="num" w:pos="2880"/>
+        </w:tabs>
+        <w:ind w:left="2880" w:hanging="360"/>
+      </w:pPr>
+      <w:rPr>
+        <w:rFonts w:ascii="Wingdings" w:hAnsi="Wingdings" w:hint="default"/>
+        <w:sz w:val="20"/>
+      </w:rPr>
+    </w:lvl>
+    <w:lvl w:ilvl="4" w:tentative="1">
+      <w:start w:val="1"/>
+      <w:numFmt w:val="bullet"/>
+      <w:lvlText w:val=""/>
+      <w:lvlJc w:val="left"/>
+      <w:pPr>
+        <w:tabs>
+          <w:tab w:val="num" w:pos="3600"/>
+        </w:tabs>
+        <w:ind w:left="3600" w:hanging="360"/>
+      </w:pPr>
+      <w:rPr>
+        <w:rFonts w:ascii="Wingdings" w:hAnsi="Wingdings" w:hint="default"/>
+        <w:sz w:val="20"/>
+      </w:rPr>
+    </w:lvl>
+    <w:lvl w:ilvl="5" w:tentative="1">
+      <w:start w:val="1"/>
+      <w:numFmt w:val="bullet"/>
+      <w:lvlText w:val=""/>
+      <w:lvlJc w:val="left"/>
+      <w:pPr>
+        <w:tabs>
+          <w:tab w:val="num" w:pos="4320"/>
+        </w:tabs>
+        <w:ind w:left="4320" w:hanging="360"/>
+      </w:pPr>
+      <w:rPr>
+        <w:rFonts w:ascii="Wingdings" w:hAnsi="Wingdings" w:hint="default"/>
+        <w:sz w:val="20"/>
+      </w:rPr>
+    </w:lvl>
+    <w:lvl w:ilvl="6" w:tentative="1">
+      <w:start w:val="1"/>
+      <w:numFmt w:val="bullet"/>
+      <w:lvlText w:val=""/>
+      <w:lvlJc w:val="left"/>
+      <w:pPr>
+        <w:tabs>
+          <w:tab w:val="num" w:pos="5040"/>
+        </w:tabs>
+        <w:ind w:left="5040" w:hanging="360"/>
+      </w:pPr>
+      <w:rPr>
+        <w:rFonts w:ascii="Wingdings" w:hAnsi="Wingdings" w:hint="default"/>
+        <w:sz w:val="20"/>
+      </w:rPr>
+    </w:lvl>
+    <w:lvl w:ilvl="7" w:tentative="1">
+      <w:start w:val="1"/>
+      <w:numFmt w:val="bullet"/>
+      <w:lvlText w:val=""/>
+      <w:lvlJc w:val="left"/>
+      <w:pPr>
+        <w:tabs>
+          <w:tab w:val="num" w:pos="5760"/>
+        </w:tabs>
+        <w:ind w:left="5760" w:hanging="360"/>
+      </w:pPr>
+      <w:rPr>
+        <w:rFonts w:ascii="Wingdings" w:hAnsi="Wingdings" w:hint="default"/>
+        <w:sz w:val="20"/>
+      </w:rPr>
+    </w:lvl>
+    <w:lvl w:ilvl="8" w:tentative="1">
+      <w:start w:val="1"/>
+      <w:numFmt w:val="bullet"/>
+      <w:lvlText w:val=""/>
+      <w:lvlJc w:val="left"/>
+      <w:pPr>
+        <w:tabs>
+          <w:tab w:val="num" w:pos="6480"/>
+        </w:tabs>
+        <w:ind w:left="6480" w:hanging="360"/>
+      </w:pPr>
+      <w:rPr>
+        <w:rFonts w:ascii="Wingdings" w:hAnsi="Wingdings" w:hint="default"/>
+        <w:sz w:val="20"/>
+      </w:rPr>
+    </w:lvl>
+  </w:abstractNum>
+  <w:abstractNum w:abstractNumId="34" w15:restartNumberingAfterBreak="0">
     <w:nsid w:val="63A9052A"/>
     <w:multiLevelType w:val="hybridMultilevel"/>
     <w:tmpl w:val="9F78628A"/>
@@ -4044,7 +4443,7 @@
       </w:rPr>
     </w:lvl>
   </w:abstractNum>
-  <w:abstractNum w:abstractNumId="34" w15:restartNumberingAfterBreak="0">
+  <w:abstractNum w:abstractNumId="35" w15:restartNumberingAfterBreak="0">
     <w:nsid w:val="6A9B0871"/>
     <w:multiLevelType w:val="hybridMultilevel"/>
     <w:tmpl w:val="1180C846"/>
@@ -4157,7 +4556,7 @@
       </w:rPr>
     </w:lvl>
   </w:abstractNum>
-  <w:abstractNum w:abstractNumId="35" w15:restartNumberingAfterBreak="0">
+  <w:abstractNum w:abstractNumId="36" w15:restartNumberingAfterBreak="0">
     <w:nsid w:val="722E0CF8"/>
     <w:multiLevelType w:val="hybridMultilevel"/>
     <w:tmpl w:val="67662440"/>
@@ -4246,7 +4645,7 @@
       </w:pPr>
     </w:lvl>
   </w:abstractNum>
-  <w:abstractNum w:abstractNumId="36" w15:restartNumberingAfterBreak="0">
+  <w:abstractNum w:abstractNumId="37" w15:restartNumberingAfterBreak="0">
     <w:nsid w:val="75022263"/>
     <w:multiLevelType w:val="hybridMultilevel"/>
     <w:tmpl w:val="E96684B8"/>
@@ -4335,7 +4734,7 @@
       </w:pPr>
     </w:lvl>
   </w:abstractNum>
-  <w:abstractNum w:abstractNumId="37" w15:restartNumberingAfterBreak="0">
+  <w:abstractNum w:abstractNumId="38" w15:restartNumberingAfterBreak="0">
     <w:nsid w:val="77FA0109"/>
     <w:multiLevelType w:val="hybridMultilevel"/>
     <w:tmpl w:val="BABE97C4"/>
@@ -4448,7 +4847,7 @@
       </w:rPr>
     </w:lvl>
   </w:abstractNum>
-  <w:abstractNum w:abstractNumId="38" w15:restartNumberingAfterBreak="0">
+  <w:abstractNum w:abstractNumId="39" w15:restartNumberingAfterBreak="0">
     <w:nsid w:val="7D18600A"/>
     <w:multiLevelType w:val="hybridMultilevel"/>
     <w:tmpl w:val="5B624A7C"/>
@@ -4537,7 +4936,7 @@
       </w:pPr>
     </w:lvl>
   </w:abstractNum>
-  <w:abstractNum w:abstractNumId="39" w15:restartNumberingAfterBreak="0">
+  <w:abstractNum w:abstractNumId="40" w15:restartNumberingAfterBreak="0">
     <w:nsid w:val="7FC20C02"/>
     <w:multiLevelType w:val="hybridMultilevel"/>
     <w:tmpl w:val="CFCA047A"/>
@@ -4630,13 +5029,13 @@
     <w:abstractNumId w:val="12"/>
   </w:num>
   <w:num w:numId="2">
-    <w:abstractNumId w:val="38"/>
+    <w:abstractNumId w:val="39"/>
   </w:num>
   <w:num w:numId="3">
     <w:abstractNumId w:val="24"/>
   </w:num>
   <w:num w:numId="4">
-    <w:abstractNumId w:val="39"/>
+    <w:abstractNumId w:val="40"/>
   </w:num>
   <w:num w:numId="5">
     <w:abstractNumId w:val="2"/>
@@ -4657,7 +5056,7 @@
     <w:abstractNumId w:val="8"/>
   </w:num>
   <w:num w:numId="11">
-    <w:abstractNumId w:val="37"/>
+    <w:abstractNumId w:val="38"/>
   </w:num>
   <w:num w:numId="12">
     <w:abstractNumId w:val="20"/>
@@ -4699,25 +5098,25 @@
     <w:abstractNumId w:val="23"/>
   </w:num>
   <w:num w:numId="25">
-    <w:abstractNumId w:val="35"/>
+    <w:abstractNumId w:val="36"/>
   </w:num>
   <w:num w:numId="26">
     <w:abstractNumId w:val="14"/>
   </w:num>
   <w:num w:numId="27">
-    <w:abstractNumId w:val="36"/>
+    <w:abstractNumId w:val="37"/>
   </w:num>
   <w:num w:numId="28">
     <w:abstractNumId w:val="30"/>
   </w:num>
   <w:num w:numId="29">
-    <w:abstractNumId w:val="33"/>
+    <w:abstractNumId w:val="34"/>
   </w:num>
   <w:num w:numId="30">
     <w:abstractNumId w:val="10"/>
   </w:num>
   <w:num w:numId="31">
-    <w:abstractNumId w:val="34"/>
+    <w:abstractNumId w:val="35"/>
   </w:num>
   <w:num w:numId="32">
     <w:abstractNumId w:val="4"/>
@@ -4745,6 +5144,9 @@
   </w:num>
   <w:num w:numId="40">
     <w:abstractNumId w:val="17"/>
+  </w:num>
+  <w:num w:numId="41">
+    <w:abstractNumId w:val="33"/>
   </w:num>
 </w:numbering>
 </file>
